--- a/docs/Guia_Administrador.docx
+++ b/docs/Guia_Administrador.docx
@@ -84,7 +84,7 @@
           <w:sz w:val="20"/>
           <w:szCs w:val="20"/>
         </w:rPr>
-        <w:t xml:space="preserve">3. Cadastrando Aprovadores</w:t>
+        <w:t>3. Cadastrando e Editando Usuários</w:t>
       </w:r>
     </w:p>
     <w:p>
@@ -183,7 +183,7 @@
           <w:sz w:val="20"/>
           <w:szCs w:val="20"/>
         </w:rPr>
-        <w:t xml:space="preserve">O administrador (dono do app, configurado em APP_OWNER_USERNAME no secrets.toml) é o único usuário que entra direto, sem precisar de aprovação. Ele tem acesso a uma área exclusiva — Administração — que não aparece para mais ninguém, com quatro seções:</w:t>
+        <w:t>O administrador (dono do app, configurado em APP_OWNER_USERNAME no secrets.toml) é o único usuário que entra direto, sem precisar de aprovação. Ele tem acesso a uma área exclusiva — Administração — que não aparece para mais ninguém, organizada em 3 abas, mais uma seção de aprovação sempre visível no topo:</w:t>
       </w:r>
     </w:p>
     <w:p>
@@ -203,15 +203,15 @@
           <w:sz w:val="20"/>
           <w:szCs w:val="20"/>
         </w:rPr>
-        <w:t xml:space="preserve">Solicitações Pendentes: </w:t>
-      </w:r>
-      <w:r>
-        <w:rPr>
-          <w:color w:val="2D2D2D"/>
-          <w:sz w:val="20"/>
-          <w:szCs w:val="20"/>
-        </w:rPr>
-        <w:t xml:space="preserve">aprovar ou negar pedidos de acesso.</w:t>
+        <w:t xml:space="preserve">Solicitações Pendentes (fora das abas): </w:t>
+      </w:r>
+      <w:r>
+        <w:rPr>
+          <w:color w:val="2D2D2D"/>
+          <w:sz w:val="20"/>
+          <w:szCs w:val="20"/>
+        </w:rPr>
+        <w:t>aprovar ou negar pedidos de acesso — visível pra você e pra qualquer usuário marcado como aprovador.</w:t>
       </w:r>
     </w:p>
     <w:p>
@@ -231,15 +231,15 @@
           <w:sz w:val="20"/>
           <w:szCs w:val="20"/>
         </w:rPr>
-        <w:t xml:space="preserve">Cadastro de Aprovadores: </w:t>
-      </w:r>
-      <w:r>
-        <w:rPr>
-          <w:color w:val="2D2D2D"/>
-          <w:sz w:val="20"/>
-          <w:szCs w:val="20"/>
-        </w:rPr>
-        <w:t xml:space="preserve">outras pessoas que também podem aprovar acessos, sem precisar ser o dono.</w:t>
+        <w:t xml:space="preserve">👤 Usuários: </w:t>
+      </w:r>
+      <w:r>
+        <w:rPr>
+          <w:color w:val="2D2D2D"/>
+          <w:sz w:val="20"/>
+          <w:szCs w:val="20"/>
+        </w:rPr>
+        <w:t>cadastro, edição e exclusão de usuários — inclui o status de aprovador e todas as permissões granulares, num único formulário por pessoa.</w:t>
       </w:r>
     </w:p>
     <w:p>
@@ -259,15 +259,15 @@
           <w:sz w:val="20"/>
           <w:szCs w:val="20"/>
         </w:rPr>
-        <w:t xml:space="preserve">Permissões Granulares: </w:t>
-      </w:r>
-      <w:r>
-        <w:rPr>
-          <w:color w:val="2D2D2D"/>
-          <w:sz w:val="20"/>
-          <w:szCs w:val="20"/>
-        </w:rPr>
-        <w:t xml:space="preserve">quem pode acessar a Integração com Azure DevOps e o Relatório de Testes.</w:t>
+        <w:t xml:space="preserve">🖥️ Sessões Ativas: </w:t>
+      </w:r>
+      <w:r>
+        <w:rPr>
+          <w:color w:val="2D2D2D"/>
+          <w:sz w:val="20"/>
+          <w:szCs w:val="20"/>
+        </w:rPr>
+        <w:t xml:space="preserve">todas as sessões abertas no momento, com opção de revogar qualquer uma.</w:t>
       </w:r>
     </w:p>
     <w:p>
@@ -287,35 +287,7 @@
           <w:sz w:val="20"/>
           <w:szCs w:val="20"/>
         </w:rPr>
-        <w:t xml:space="preserve">Sessões Ativas: </w:t>
-      </w:r>
-      <w:r>
-        <w:rPr>
-          <w:color w:val="2D2D2D"/>
-          <w:sz w:val="20"/>
-          <w:szCs w:val="20"/>
-        </w:rPr>
-        <w:t xml:space="preserve">todas as sessões abertas no momento, com opção de revogar qualquer uma.</w:t>
-      </w:r>
-    </w:p>
-    <w:p>
-      <w:pPr>
-        <w:pStyle w:val="ListParagraph"/>
-        <w:numPr>
-          <w:ilvl w:val="0"/>
-          <w:numId w:val="2"/>
-        </w:numPr>
-        <w:spacing w:after="70"/>
-      </w:pPr>
-      <w:r>
-        <w:rPr>
-          <w:b/>
-          <w:bCs/>
-          <w:color w:val="2D2D2D"/>
-          <w:sz w:val="20"/>
-          <w:szCs w:val="20"/>
-        </w:rPr>
-        <w:t xml:space="preserve">Logs de Auditoria: </w:t>
+        <w:t xml:space="preserve">📜 Logs de Auditoria: </w:t>
       </w:r>
       <w:r>
         <w:rPr>
@@ -429,7 +401,7 @@
           <w:sz w:val="20"/>
           <w:szCs w:val="20"/>
         </w:rPr>
-        <w:t xml:space="preserve">A seção "Solicitações Pendentes" aparece no topo, com os pedidos aguardando decisão.</w:t>
+        <w:t>A seção "Solicitações Pendentes" aparece no topo, antes das abas, com os pedidos aguardando decisão.</w:t>
       </w:r>
     </w:p>
     <w:p>
@@ -488,20 +460,20 @@
           <w:sz w:val="28"/>
           <w:szCs w:val="28"/>
         </w:rPr>
-        <w:t xml:space="preserve">3. Cadastrando Aprovadores</w:t>
-      </w:r>
-    </w:p>
-    <w:p>
-      <w:pPr>
-        <w:spacing w:after="120"/>
-      </w:pPr>
-      <w:r>
-        <w:rPr>
-          <w:color w:val="2D2D2D"/>
-          <w:sz w:val="20"/>
-          <w:szCs w:val="20"/>
-        </w:rPr>
-        <w:t xml:space="preserve">Por padrão, só você (dono do app) pode aprovar acessos. Se quiser distribuir essa responsabilidade, cadastre outras pessoas como aprovadoras.</w:t>
+        <w:t>3. Cadastrando e Editando Usuários</w:t>
+      </w:r>
+    </w:p>
+    <w:p>
+      <w:pPr>
+        <w:spacing w:after="120"/>
+      </w:pPr>
+      <w:r>
+        <w:rPr>
+          <w:color w:val="2D2D2D"/>
+          <w:sz w:val="20"/>
+          <w:szCs w:val="20"/>
+        </w:rPr>
+        <w:t>Todo o cadastro de usuário — nome, e-mail, usuário de login, senha, modo de acesso, status de aprovador e permissões — é feito num único formulário por pessoa, na aba "👤 Usuários". Não existe mais uma tela separada só pra aprovadores: marcar alguém como aprovador é só mais um campo dentro do cadastro do usuário.</w:t>
       </w:r>
     </w:p>
     <w:p>
@@ -519,7 +491,7 @@
           <w:sz w:val="20"/>
           <w:szCs w:val="20"/>
         </w:rPr>
-        <w:t xml:space="preserve">Vá em Administração → "🛡️ Administração — Aprovadores de Acesso".</w:t>
+        <w:t>Vá em Administração → 👤 Usuários.</w:t>
       </w:r>
     </w:p>
     <w:p>
@@ -537,7 +509,7 @@
           <w:sz w:val="20"/>
           <w:szCs w:val="20"/>
         </w:rPr>
-        <w:t xml:space="preserve">Escolha um usuário já existente nas credenciais do app.</w:t>
+        <w:t>Pra editar alguém que já existe, abra o cartão com o nome da pessoa; pra criar alguém novo, abra "➕ Cadastrar novo usuário".</w:t>
       </w:r>
     </w:p>
     <w:p>
@@ -555,20 +527,56 @@
           <w:sz w:val="20"/>
           <w:szCs w:val="20"/>
         </w:rPr>
-        <w:t xml:space="preserve">Clique em "➕ Adicionar Aprovador".</w:t>
-      </w:r>
-    </w:p>
-    <w:p>
-      <w:pPr>
-        <w:spacing w:after="120"/>
-      </w:pPr>
-      <w:r>
-        <w:rPr>
-          <w:color w:val="2D2D2D"/>
-          <w:sz w:val="20"/>
-          <w:szCs w:val="20"/>
-        </w:rPr>
-        <w:t xml:space="preserve">Para remover, clique em "Remover" ao lado do nome na lista de aprovadores cadastrados.</w:t>
+        <w:t>Preencha Nome, E-mail, Usuário de login e Senha (os 4 são sempre obrigatórios, mesmo ao só editar — repita a senha atual se não quiser trocá-la).</w:t>
+      </w:r>
+    </w:p>
+    <w:p>
+      <w:pPr>
+        <w:pStyle w:val="ListParagraph"/>
+        <w:numPr>
+          <w:ilvl w:val="0"/>
+          <w:numId w:val="4"/>
+        </w:numPr>
+        <w:spacing w:after="70"/>
+      </w:pPr>
+      <w:r>
+        <w:rPr>
+          <w:color w:val="2D2D2D"/>
+          <w:sz w:val="20"/>
+          <w:szCs w:val="20"/>
+        </w:rPr>
+        <w:t>Marque "É aprovador" se a pessoa também deve poder aprovar/negar acessos, e marque as permissões desejadas (veja a seção 4).</w:t>
+      </w:r>
+    </w:p>
+    <w:p>
+      <w:pPr>
+        <w:pStyle w:val="ListParagraph"/>
+        <w:numPr>
+          <w:ilvl w:val="0"/>
+          <w:numId w:val="4"/>
+        </w:numPr>
+        <w:spacing w:after="70"/>
+      </w:pPr>
+      <w:r>
+        <w:rPr>
+          <w:color w:val="2D2D2D"/>
+          <w:sz w:val="20"/>
+          <w:szCs w:val="20"/>
+        </w:rPr>
+        <w:t>Clique em "💾 Salvar Alterações" (ou "➕ Criar Usuário") — o app sempre mostra um resumo do que vai ser gravado, pra confirmar antes de salvar de verdade.</w:t>
+      </w:r>
+    </w:p>
+    <w:p>
+      <w:pPr>
+        <w:spacing w:after="120"/>
+      </w:pPr>
+      <w:r>
+        <w:rPr>
+          <w:color w:val="2D2D2D"/>
+          <w:sz w:val="20"/>
+          <w:szCs w:val="20"/>
+        </w:rPr>
+        <w:t>Um atalho "⭐ Conceder tudo" marca de uma vez acesso direto, aprovador e todas as permissões — útil pra cadastrar rapidamente outro administrador de confiança.</w:t>
       </w:r>
     </w:p>
     <w:p>
@@ -588,7 +596,7 @@
           <w:sz w:val="19"/>
           <w:szCs w:val="19"/>
         </w:rPr>
-        <w:t xml:space="preserve">💡 Aprovadores cadastrados só conseguem aprovar/negar acessos — eles não enxergam o resto da área de Administração (permissões, sessões, logs), que continua exclusiva do dono.</w:t>
+        <w:t>💡 "🗑️ Excluir usuário" (dentro do cartão da pessoa) remove login, aprovações e permissões de uma vez — pede confirmação antes, e não pode ser desfeito.</w:t>
       </w:r>
     </w:p>
     <w:p>
@@ -622,7 +630,7 @@
           <w:sz w:val="20"/>
           <w:szCs w:val="20"/>
         </w:rPr>
-        <w:t xml:space="preserve">Duas funcionalidades do app são liberadas individualmente, por usuário — quem não tem a permissão específica nem vê o botão correspondente na barra lateral ou na barra de progresso.</w:t>
+        <w:t>Sete funcionalidades do app são liberadas individualmente, por usuário, marcando os checkboxes correspondentes dentro do cadastro de cada pessoa (aba "👤 Usuários", seção 3) — quem não tem a permissão específica nem vê o botão ou passo correspondente.</w:t>
       </w:r>
     </w:p>
     <w:tbl>
@@ -737,7 +745,7 @@
                 <w:sz w:val="18"/>
                 <w:szCs w:val="18"/>
               </w:rPr>
-              <w:t xml:space="preserve">Passo 7 (Integração), Gerar a partir de Work Items, Criar Query com IA</w:t>
+              <w:t>Passo 7 (Integração – os 3 modos de envio) e Criar Query com IA. Não controla mais a geração de Casos a partir de Work Items no Passo 1 — isso ficou disponível a qualquer usuário logado, sem permissão especial (o controle real é o PAT pessoal de cada um).</w:t>
             </w:r>
           </w:p>
         </w:tc>
@@ -790,6 +798,246 @@
           </w:p>
         </w:tc>
       </w:tr>
+      <w:tr>
+        <w:tc>
+          <w:tcPr>
+            <w:tcW w:type="dxa" w:w="2600"/>
+            <w:tcMar>
+              <w:top w:type="dxa" w:w="80"/>
+              <w:left w:type="dxa" w:w="100"/>
+              <w:bottom w:type="dxa" w:w="80"/>
+              <w:right w:type="dxa" w:w="100"/>
+            </w:tcMar>
+          </w:tcPr>
+          <w:p>
+            <w:r>
+              <w:rPr>
+                <w:b w:val="false"/>
+                <w:bCs w:val="false"/>
+                <w:color w:val="2D2D2D"/>
+                <w:sz w:val="18"/>
+                <w:szCs w:val="18"/>
+              </w:rPr>
+              <w:t>azure_query</w:t>
+            </w:r>
+          </w:p>
+        </w:tc>
+        <w:tc>
+          <w:tcPr>
+            <w:tcW w:type="dxa" w:w="6900"/>
+            <w:tcMar>
+              <w:top w:type="dxa" w:w="80"/>
+              <w:left w:type="dxa" w:w="100"/>
+              <w:bottom w:type="dxa" w:w="80"/>
+              <w:right w:type="dxa" w:w="100"/>
+            </w:tcMar>
+          </w:tcPr>
+          <w:p>
+            <w:r>
+              <w:rPr>
+                <w:b w:val="false"/>
+                <w:bCs w:val="false"/>
+                <w:color w:val="2D2D2D"/>
+                <w:sz w:val="18"/>
+                <w:szCs w:val="18"/>
+              </w:rPr>
+              <w:t>Criar Query com IA</w:t>
+            </w:r>
+          </w:p>
+        </w:tc>
+      </w:tr>
+      <w:tr>
+        <w:tc>
+          <w:tcPr>
+            <w:tcW w:type="dxa" w:w="2600"/>
+            <w:tcMar>
+              <w:top w:type="dxa" w:w="80"/>
+              <w:left w:type="dxa" w:w="100"/>
+              <w:bottom w:type="dxa" w:w="80"/>
+              <w:right w:type="dxa" w:w="100"/>
+            </w:tcMar>
+          </w:tcPr>
+          <w:p>
+            <w:r>
+              <w:rPr>
+                <w:b w:val="false"/>
+                <w:bCs w:val="false"/>
+                <w:color w:val="2D2D2D"/>
+                <w:sz w:val="18"/>
+                <w:szCs w:val="18"/>
+              </w:rPr>
+              <w:t>manual_testes</w:t>
+            </w:r>
+          </w:p>
+        </w:tc>
+        <w:tc>
+          <w:tcPr>
+            <w:tcW w:type="dxa" w:w="6900"/>
+            <w:tcMar>
+              <w:top w:type="dxa" w:w="80"/>
+              <w:left w:type="dxa" w:w="100"/>
+              <w:bottom w:type="dxa" w:w="80"/>
+              <w:right w:type="dxa" w:w="100"/>
+            </w:tcMar>
+          </w:tcPr>
+          <w:p>
+            <w:r>
+              <w:rPr>
+                <w:b w:val="false"/>
+                <w:bCs w:val="false"/>
+                <w:color w:val="2D2D2D"/>
+                <w:sz w:val="18"/>
+                <w:szCs w:val="18"/>
+              </w:rPr>
+              <w:t>Manual de Testes (UAT)</w:t>
+            </w:r>
+          </w:p>
+        </w:tc>
+      </w:tr>
+      <w:tr>
+        <w:tc>
+          <w:tcPr>
+            <w:tcW w:type="dxa" w:w="2600"/>
+            <w:tcMar>
+              <w:top w:type="dxa" w:w="80"/>
+              <w:left w:type="dxa" w:w="100"/>
+              <w:bottom w:type="dxa" w:w="80"/>
+              <w:right w:type="dxa" w:w="100"/>
+            </w:tcMar>
+          </w:tcPr>
+          <w:p>
+            <w:r>
+              <w:rPr>
+                <w:b w:val="false"/>
+                <w:bCs w:val="false"/>
+                <w:color w:val="2D2D2D"/>
+                <w:sz w:val="18"/>
+                <w:szCs w:val="18"/>
+              </w:rPr>
+              <w:t>documentos_armazenados</w:t>
+            </w:r>
+          </w:p>
+        </w:tc>
+        <w:tc>
+          <w:tcPr>
+            <w:tcW w:type="dxa" w:w="6900"/>
+            <w:tcMar>
+              <w:top w:type="dxa" w:w="80"/>
+              <w:left w:type="dxa" w:w="100"/>
+              <w:bottom w:type="dxa" w:w="80"/>
+              <w:right w:type="dxa" w:w="100"/>
+            </w:tcMar>
+          </w:tcPr>
+          <w:p>
+            <w:r>
+              <w:rPr>
+                <w:b w:val="false"/>
+                <w:bCs w:val="false"/>
+                <w:color w:val="2D2D2D"/>
+                <w:sz w:val="18"/>
+                <w:szCs w:val="18"/>
+              </w:rPr>
+              <w:t>Documentos Armazenados</w:t>
+            </w:r>
+          </w:p>
+        </w:tc>
+      </w:tr>
+      <w:tr>
+        <w:tc>
+          <w:tcPr>
+            <w:tcW w:type="dxa" w:w="2600"/>
+            <w:tcMar>
+              <w:top w:type="dxa" w:w="80"/>
+              <w:left w:type="dxa" w:w="100"/>
+              <w:bottom w:type="dxa" w:w="80"/>
+              <w:right w:type="dxa" w:w="100"/>
+            </w:tcMar>
+          </w:tcPr>
+          <w:p>
+            <w:r>
+              <w:rPr>
+                <w:b w:val="false"/>
+                <w:bCs w:val="false"/>
+                <w:color w:val="2D2D2D"/>
+                <w:sz w:val="18"/>
+                <w:szCs w:val="18"/>
+              </w:rPr>
+              <w:t>mapa_mental</w:t>
+            </w:r>
+          </w:p>
+        </w:tc>
+        <w:tc>
+          <w:tcPr>
+            <w:tcW w:type="dxa" w:w="6900"/>
+            <w:tcMar>
+              <w:top w:type="dxa" w:w="80"/>
+              <w:left w:type="dxa" w:w="100"/>
+              <w:bottom w:type="dxa" w:w="80"/>
+              <w:right w:type="dxa" w:w="100"/>
+            </w:tcMar>
+          </w:tcPr>
+          <w:p>
+            <w:r>
+              <w:rPr>
+                <w:b w:val="false"/>
+                <w:bCs w:val="false"/>
+                <w:color w:val="2D2D2D"/>
+                <w:sz w:val="18"/>
+                <w:szCs w:val="18"/>
+              </w:rPr>
+              <w:t>Mapa Mental</w:t>
+            </w:r>
+          </w:p>
+        </w:tc>
+      </w:tr>
+      <w:tr>
+        <w:tc>
+          <w:tcPr>
+            <w:tcW w:type="dxa" w:w="2600"/>
+            <w:tcMar>
+              <w:top w:type="dxa" w:w="80"/>
+              <w:left w:type="dxa" w:w="100"/>
+              <w:bottom w:type="dxa" w:w="80"/>
+              <w:right w:type="dxa" w:w="100"/>
+            </w:tcMar>
+          </w:tcPr>
+          <w:p>
+            <w:r>
+              <w:rPr>
+                <w:b w:val="false"/>
+                <w:bCs w:val="false"/>
+                <w:color w:val="2D2D2D"/>
+                <w:sz w:val="18"/>
+                <w:szCs w:val="18"/>
+              </w:rPr>
+              <w:t>criar_bug</w:t>
+            </w:r>
+          </w:p>
+        </w:tc>
+        <w:tc>
+          <w:tcPr>
+            <w:tcW w:type="dxa" w:w="6900"/>
+            <w:tcMar>
+              <w:top w:type="dxa" w:w="80"/>
+              <w:left w:type="dxa" w:w="100"/>
+              <w:bottom w:type="dxa" w:w="80"/>
+              <w:right w:type="dxa" w:w="100"/>
+            </w:tcMar>
+          </w:tcPr>
+          <w:p>
+            <w:r>
+              <w:rPr>
+                <w:b w:val="false"/>
+                <w:bCs w:val="false"/>
+                <w:color w:val="2D2D2D"/>
+                <w:sz w:val="18"/>
+                <w:szCs w:val="18"/>
+              </w:rPr>
+              <w:t>Criar Bug (com System Info, Acceptance Criteria, Discussion e evidências em imagem)</w:t>
+            </w:r>
+          </w:p>
+        </w:tc>
+      </w:tr>
     </w:tbl>
     <w:p>
       <w:pPr>
@@ -814,56 +1062,17 @@
     </w:p>
     <w:p>
       <w:pPr>
-        <w:pStyle w:val="ListParagraph"/>
-        <w:numPr>
-          <w:ilvl w:val="0"/>
-          <w:numId w:val="5"/>
-        </w:numPr>
-        <w:spacing w:after="70"/>
-      </w:pPr>
-      <w:r>
-        <w:rPr>
-          <w:color w:val="2D2D2D"/>
-          <w:sz w:val="20"/>
-          <w:szCs w:val="20"/>
-        </w:rPr>
-        <w:t xml:space="preserve">Vá em Administração, e localize a seção da permissão desejada.</w:t>
-      </w:r>
-    </w:p>
-    <w:p>
-      <w:pPr>
-        <w:pStyle w:val="ListParagraph"/>
-        <w:numPr>
-          <w:ilvl w:val="0"/>
-          <w:numId w:val="5"/>
-        </w:numPr>
-        <w:spacing w:after="70"/>
-      </w:pPr>
-      <w:r>
-        <w:rPr>
-          <w:color w:val="2D2D2D"/>
-          <w:sz w:val="20"/>
-          <w:szCs w:val="20"/>
-        </w:rPr>
-        <w:t xml:space="preserve">Escolha o usuário e clique em "➕ Autorizar".</w:t>
-      </w:r>
-    </w:p>
-    <w:p>
-      <w:pPr>
-        <w:pStyle w:val="ListParagraph"/>
-        <w:numPr>
-          <w:ilvl w:val="0"/>
-          <w:numId w:val="5"/>
-        </w:numPr>
-        <w:spacing w:after="70"/>
-      </w:pPr>
-      <w:r>
-        <w:rPr>
-          <w:color w:val="2D2D2D"/>
-          <w:sz w:val="20"/>
-          <w:szCs w:val="20"/>
-        </w:rPr>
-        <w:t xml:space="preserve">Para revogar, clique em "Remover" ao lado do nome na lista de autorizados.</w:t>
+        <w:spacing w:after="100" w:before="220"/>
+      </w:pPr>
+      <w:r>
+        <w:rPr>
+          <w:b/>
+          <w:bCs/>
+          <w:color w:val="2D2D2D"/>
+          <w:sz w:val="22"/>
+          <w:szCs w:val="22"/>
+        </w:rPr>
+        <w:t>As permissões são marcadas e desmarcadas direto no cadastro do usuário (aba "👤 Usuários", seção 3) — não existe mais uma tela separada por permissão. Marque ou desmarque os checkboxes desejados e clique em "💾 Salvar Alterações".</w:t>
       </w:r>
     </w:p>
     <w:p>
@@ -1270,6 +1479,46 @@
           <w:sz w:val="20"/>
           <w:szCs w:val="20"/>
         </w:rPr>
+        <w:t>Criação de Bug.</w:t>
+      </w:r>
+    </w:p>
+    <w:p>
+      <w:pPr>
+        <w:pStyle w:val="ListParagraph"/>
+        <w:numPr>
+          <w:ilvl w:val="0"/>
+          <w:numId w:val="2"/>
+        </w:numPr>
+        <w:spacing w:after="70"/>
+      </w:pPr>
+      <w:r>
+        <w:rPr>
+          <w:b w:val="false"/>
+          <w:bCs w:val="false"/>
+          <w:color w:val="2D2D2D"/>
+          <w:sz w:val="20"/>
+          <w:szCs w:val="20"/>
+        </w:rPr>
+        <w:t>Ação em Documentos Armazenados (salvar ou excluir).</w:t>
+      </w:r>
+    </w:p>
+    <w:p>
+      <w:pPr>
+        <w:pStyle w:val="ListParagraph"/>
+        <w:numPr>
+          <w:ilvl w:val="0"/>
+          <w:numId w:val="2"/>
+        </w:numPr>
+        <w:spacing w:after="70"/>
+      </w:pPr>
+      <w:r>
+        <w:rPr>
+          <w:b w:val="false"/>
+          <w:bCs w:val="false"/>
+          <w:color w:val="2D2D2D"/>
+          <w:sz w:val="20"/>
+          <w:szCs w:val="20"/>
+        </w:rPr>
         <w:t xml:space="preserve">Revogação de sessão.</w:t>
       </w:r>
       <w:r>
@@ -1507,7 +1756,7 @@
           <w:sz w:val="20"/>
           <w:szCs w:val="20"/>
         </w:rPr>
-        <w:t xml:space="preserve">O app depende de 9 workflows publicados no n8n, cada um com sua própria URL de webhook configurada no secrets.toml (ver o README do projeto para a lista completa). Todos usam a mesma credencial Header Auth, configurada com o valor de N8N_API_KEY.</w:t>
+        <w:t>O app depende de 11 workflows publicados no n8n, cada um com sua própria URL de webhook configurada no secrets.toml (ver o README do projeto para a lista completa). Todos usam a mesma credencial Header Auth, configurada com o valor de N8N_API_KEY.</w:t>
       </w:r>
     </w:p>
     <w:p>
@@ -1523,20 +1772,20 @@
           <w:sz w:val="22"/>
           <w:szCs w:val="22"/>
         </w:rPr>
-        <w:t xml:space="preserve">7.3 Personal Access Token da organização (opcional)</w:t>
-      </w:r>
-    </w:p>
-    <w:p>
-      <w:pPr>
-        <w:spacing w:after="120"/>
-      </w:pPr>
-      <w:r>
-        <w:rPr>
-          <w:color w:val="2D2D2D"/>
-          <w:sz w:val="20"/>
-          <w:szCs w:val="20"/>
-        </w:rPr>
-        <w:t xml:space="preserve">O app não usa mais um PAT compartilhado — cada usuário informa o próprio, na hora, dentro do app. Não há nada para configurar antecipadamente nesse quesito.</w:t>
+        <w:t>7.3 Personal Access Token (pessoal ou compartilhado)</w:t>
+      </w:r>
+    </w:p>
+    <w:p>
+      <w:pPr>
+        <w:spacing w:after="120"/>
+      </w:pPr>
+      <w:r>
+        <w:rPr>
+          <w:color w:val="2D2D2D"/>
+          <w:sz w:val="20"/>
+          <w:szCs w:val="20"/>
+        </w:rPr>
+        <w:t>Por padrão, cada usuário informa o próprio PAT, na hora, dentro do app — nunca salvo em disco, só na memória da sessão. Se preferir um PAT único pra todo mundo, configure AZURE_DEVOPS_PAT no secrets.toml: nesse caso ninguém mais precisa digitar token nenhum, e a rastreabilidade de quem fez o quê passa a vir de uma tag automática (criado-por:&lt;usuário&gt;) em cada Bug/Test Case criado. Cada usuário vê um aviso único na primeira vez que esse modo compartilhado estiver ativo pra ela.</w:t>
       </w:r>
     </w:p>
     <w:p>
@@ -1674,6 +1923,64 @@
           <w:szCs w:val="20"/>
         </w:rPr>
         <w:t xml:space="preserve">Revogar a permissão e a sessão ativa impede o uso imediato, mas a pessoa ainda pode tentar logar de novo (e cair na tela de aprovação). Para bloquear de vez, remova as credenciais dela do secrets.toml.</w:t>
+      </w:r>
+    </w:p>
+    <w:p>
+      <w:pPr>
+        <w:pStyle w:val="Heading2"/>
+        <w:spacing w:after="100" w:before="220"/>
+      </w:pPr>
+      <w:r>
+        <w:rPr>
+          <w:b/>
+          <w:bCs/>
+          <w:color w:val="2D2D2D"/>
+          <w:sz w:val="22"/>
+          <w:szCs w:val="22"/>
+        </w:rPr>
+        <w:t>Falhas de geração dizendo que "todos os provedores de IA falharam"</w:t>
+      </w:r>
+    </w:p>
+    <w:p>
+      <w:pPr>
+        <w:spacing w:after="120"/>
+      </w:pPr>
+      <w:r>
+        <w:rPr>
+          <w:color w:val="2D2D2D"/>
+          <w:sz w:val="20"/>
+          <w:szCs w:val="20"/>
+        </w:rPr>
+        <w:t>Na maioria das vezes é rate limit passageiro num provedor (ex.: Groq TPM) — o app já espera cerca de 62s e tenta cada lote de novo, até 3 vezes, antes de desistir de verdade. Se o erro persistir depois disso, aí sim vale investigar o provedor específico citado na mensagem de erro.</w:t>
+      </w:r>
+    </w:p>
+    <w:p>
+      <w:pPr>
+        <w:pStyle w:val="Heading2"/>
+        <w:spacing w:after="100" w:before="220"/>
+      </w:pPr>
+      <w:r>
+        <w:rPr>
+          <w:b/>
+          <w:bCs/>
+          <w:color w:val="2D2D2D"/>
+          <w:sz w:val="22"/>
+          <w:szCs w:val="22"/>
+        </w:rPr>
+        <w:t>Timeout do proxy na frente do n8n</w:t>
+      </w:r>
+    </w:p>
+    <w:p>
+      <w:pPr>
+        <w:spacing w:after="120"/>
+      </w:pPr>
+      <w:r>
+        <w:rPr>
+          <w:color w:val="2D2D2D"/>
+          <w:sz w:val="20"/>
+          <w:szCs w:val="20"/>
+        </w:rPr>
+        <w:t>Se o n8n estiver atrás de Nginx/Nginx Proxy Manager, aumente proxy_read_timeout, proxy_connect_timeout e proxy_send_timeout pra pelo menos 300s — sem isso, o proxy pode cortar a conexão antes do n8n terminar, mesmo quando a IA responderia a tempo (ver n8n_workflows/nginx_docker_timeout.md no repositório).</w:t>
       </w:r>
     </w:p>
     <w:sectPr>

--- a/docs/Guia_Administrador.docx
+++ b/docs/Guia_Administrador.docx
@@ -630,7 +630,7 @@
           <w:sz w:val="20"/>
           <w:szCs w:val="20"/>
         </w:rPr>
-        <w:t>Sete funcionalidades do app são liberadas individualmente, por usuário, marcando os checkboxes correspondentes dentro do cadastro de cada pessoa (aba "👤 Usuários", seção 3) — quem não tem a permissão específica nem vê o botão ou passo correspondente.</w:t>
+        <w:t>Oito funcionalidades do app são liberadas individualmente, por usuário, marcando os checkboxes correspondentes dentro do cadastro de cada pessoa (aba "👤 Usuários", seção 3) — quem não tem a permissão específica nem vê o botão ou passo correspondente.</w:t>
       </w:r>
     </w:p>
     <w:tbl>
@@ -1038,6 +1038,54 @@
           </w:p>
         </w:tc>
       </w:tr>
+      <w:tr>
+        <w:tc>
+          <w:tcPr>
+            <w:tcW w:type="dxa" w:w="2600"/>
+            <w:tcMar>
+              <w:top w:type="dxa" w:w="80"/>
+              <w:left w:type="dxa" w:w="100"/>
+              <w:bottom w:type="dxa" w:w="80"/>
+              <w:right w:type="dxa" w:w="100"/>
+            </w:tcMar>
+          </w:tcPr>
+          <w:p>
+            <w:r>
+              <w:rPr>
+                <w:b w:val="false"/>
+                <w:bCs w:val="false"/>
+                <w:color w:val="2D2D2D"/>
+                <w:sz w:val="18"/>
+                <w:szCs w:val="18"/>
+              </w:rPr>
+              <w:t>criar_work_item</w:t>
+            </w:r>
+          </w:p>
+        </w:tc>
+        <w:tc>
+          <w:tcPr>
+            <w:tcW w:type="dxa" w:w="6900"/>
+            <w:tcMar>
+              <w:top w:type="dxa" w:w="80"/>
+              <w:left w:type="dxa" w:w="100"/>
+              <w:bottom w:type="dxa" w:w="80"/>
+              <w:right w:type="dxa" w:w="100"/>
+            </w:tcMar>
+          </w:tcPr>
+          <w:p>
+            <w:r>
+              <w:rPr>
+                <w:b w:val="false"/>
+                <w:bCs w:val="false"/>
+                <w:color w:val="2D2D2D"/>
+                <w:sz w:val="18"/>
+                <w:szCs w:val="18"/>
+              </w:rPr>
+              <w:t>Criar Work Item (qualquer tipo, campos dinâmicos do processo do projeto, e criação de vários filhos sob um pai)</w:t>
+            </w:r>
+          </w:p>
+        </w:tc>
+      </w:tr>
     </w:tbl>
     <w:p>
       <w:pPr>

--- a/docs/Guia_Administrador.docx
+++ b/docs/Guia_Administrador.docx
@@ -630,7 +630,7 @@
           <w:sz w:val="20"/>
           <w:szCs w:val="20"/>
         </w:rPr>
-        <w:t>Oito funcionalidades do app são liberadas individualmente, por usuário, marcando os checkboxes correspondentes dentro do cadastro de cada pessoa (aba "👤 Usuários", seção 3) — quem não tem a permissão específica nem vê o botão ou passo correspondente.</w:t>
+        <w:t>Nove funcionalidades do app são liberadas individualmente, por usuário, marcando os checkboxes correspondentes dentro do cadastro de cada pessoa (aba "👤 Usuários", seção 3) — quem não tem a permissão específica nem vê o botão ou passo correspondente. A cobertura é total: nada fica liberado só por a pessoa conseguir logar.</w:t>
       </w:r>
     </w:p>
     <w:tbl>
@@ -698,6 +698,54 @@
                 <w:szCs w:val="18"/>
               </w:rPr>
               <w:t xml:space="preserve">O que libera</w:t>
+            </w:r>
+          </w:p>
+        </w:tc>
+      </w:tr>
+      <w:tr>
+        <w:tc>
+          <w:tcPr>
+            <w:tcW w:type="dxa" w:w="2600"/>
+            <w:tcMar>
+              <w:top w:type="dxa" w:w="80"/>
+              <w:left w:type="dxa" w:w="100"/>
+              <w:bottom w:type="dxa" w:w="80"/>
+              <w:right w:type="dxa" w:w="100"/>
+            </w:tcMar>
+          </w:tcPr>
+          <w:p>
+            <w:r>
+              <w:rPr>
+                <w:b w:val="false"/>
+                <w:bCs w:val="false"/>
+                <w:color w:val="2D2D2D"/>
+                <w:sz w:val="18"/>
+                <w:szCs w:val="18"/>
+              </w:rPr>
+              <w:t>assistente_qa</w:t>
+            </w:r>
+          </w:p>
+        </w:tc>
+        <w:tc>
+          <w:tcPr>
+            <w:tcW w:type="dxa" w:w="6900"/>
+            <w:tcMar>
+              <w:top w:type="dxa" w:w="80"/>
+              <w:left w:type="dxa" w:w="100"/>
+              <w:bottom w:type="dxa" w:w="80"/>
+              <w:right w:type="dxa" w:w="100"/>
+            </w:tcMar>
+          </w:tcPr>
+          <w:p>
+            <w:r>
+              <w:rPr>
+                <w:b w:val="false"/>
+                <w:bCs w:val="false"/>
+                <w:color w:val="2D2D2D"/>
+                <w:sz w:val="18"/>
+                <w:szCs w:val="18"/>
+              </w:rPr>
+              <w:t>O assistente de QA em si (Passos 1 a 6: documento, dúvidas, Matriz, Casos, Planos, Download). Sem esta permissão a pessoa NÃO vê o fluxo de documentação.</w:t>
             </w:r>
           </w:p>
         </w:tc>
@@ -1124,6 +1172,26 @@
       </w:r>
     </w:p>
     <w:p>
+      <w:pPr>
+        <w:pBdr>
+          <w:left w:val="single" w:color="F15A24" w:sz="18" w:space="8"/>
+        </w:pBdr>
+        <w:shd w:fill="FBE7DD" w:val="clear"/>
+        <w:spacing w:after="160" w:before="60"/>
+        <w:ind w:left="100"/>
+      </w:pPr>
+      <w:r>
+        <w:rPr>
+          <w:i/>
+          <w:iCs/>
+          <w:color w:val="2D2D2D"/>
+          <w:sz w:val="19"/>
+          <w:szCs w:val="19"/>
+        </w:rPr>
+        <w:t>💡 Importante: um usuário sem NENHUMA permissão consegue logar, mas vê uma tela avisando que nada foi liberado pra ele. E um usuário com apenas uma funcionalidade (ex.: só "Criar Bug") já entra direto naquela área, sem passar pelo assistente. O dono do app sempre tem todas as permissões, independente do cadastro.</w:t>
+      </w:r>
+    </w:p>
+    <w:p>
       <w:r>
         <w:br w:type="page"/>
       </w:r>

--- a/docs/Guia_Administrador.docx
+++ b/docs/Guia_Administrador.docx
@@ -527,7 +527,7 @@
           <w:sz w:val="20"/>
           <w:szCs w:val="20"/>
         </w:rPr>
-        <w:t>Preencha Nome, E-mail, Usuário de login e Senha (os 4 são sempre obrigatórios, mesmo ao só editar — repita a senha atual se não quiser trocá-la).</w:t>
+        <w:t>Preencha Nome, E-mail e Usuário de login (obrigatórios). A Senha é opcional ao editar: deixe em branco pra manter a senha atual da pessoa — assim você mexe em permissões, e-mail ou modo de acesso sem precisar saber nem redefinir a senha dela. Só preencha a senha se quiser realmente trocá-la. (Ao CRIAR um usuário novo, a senha continua obrigatória.)</w:t>
       </w:r>
     </w:p>
     <w:p>

--- a/docs/Guia_Administrador.docx
+++ b/docs/Guia_Administrador.docx
@@ -630,7 +630,7 @@
           <w:sz w:val="20"/>
           <w:szCs w:val="20"/>
         </w:rPr>
-        <w:t>Nove funcionalidades do app são liberadas individualmente, por usuário, marcando os checkboxes correspondentes dentro do cadastro de cada pessoa (aba "👤 Usuários", seção 3) — quem não tem a permissão específica nem vê o botão ou passo correspondente. A cobertura é total: nada fica liberado só por a pessoa conseguir logar.</w:t>
+        <w:t>Dez funcionalidades do app são liberadas individualmente, por usuário, marcando os checkboxes correspondentes dentro do cadastro de cada pessoa (aba "👤 Usuários", seção 3) — quem não tem a permissão específica nem vê o botão ou passo correspondente. A cobertura é total: nada fica liberado só por a pessoa conseguir logar.</w:t>
       </w:r>
     </w:p>
     <w:tbl>
@@ -1134,6 +1134,36 @@
           </w:p>
         </w:tc>
       </w:tr>
+      <w:tr>
+        <w:tc>
+          <w:tcPr>
+            <w:tcW w:type="dxa" w:w="2600"/>
+          </w:tcPr>
+          <w:p>
+            <w:r>
+              <w:rPr>
+                <w:b w:val="0"/>
+                <w:sz w:val="18"/>
+              </w:rPr>
+              <w:t>testes_api</w:t>
+            </w:r>
+          </w:p>
+        </w:tc>
+        <w:tc>
+          <w:tcPr>
+            <w:tcW w:type="dxa" w:w="6900"/>
+          </w:tcPr>
+          <w:p>
+            <w:r>
+              <w:rPr>
+                <w:b w:val="0"/>
+                <w:sz w:val="18"/>
+              </w:rPr>
+              <w:t>Testes de API (executar collections do Postman / casos criados na tela e gerar evidências .md/.pdf/.zip)</w:t>
+            </w:r>
+          </w:p>
+        </w:tc>
+      </w:tr>
     </w:tbl>
     <w:p>
       <w:pPr>

--- a/docs/Guia_Administrador.docx
+++ b/docs/Guia_Administrador.docx
@@ -98,6 +98,63 @@
           <w:szCs w:val="20"/>
         </w:rPr>
         <w:t xml:space="preserve">4. Permissões Granulares</w:t>
+      </w:r>
+    </w:p>
+    <w:p>
+      <w:pPr>
+        <w:pStyle w:val="Heading2"/>
+        <w:spacing w:after="100" w:before="220"/>
+      </w:pPr>
+      <w:r>
+        <w:rPr>
+          <w:b/>
+          <w:sz w:val="22"/>
+        </w:rPr>
+        <w:t>4.1 Configurações do app (aba ⚙️ Configurações)</w:t>
+      </w:r>
+    </w:p>
+    <w:p>
+      <w:pPr>
+        <w:spacing w:after="120"/>
+      </w:pPr>
+      <w:r>
+        <w:rPr>
+          <w:sz w:val="20"/>
+        </w:rPr>
+        <w:t>Configurações globais — valem para todos os usuários e só o dono altera. Hoje existe uma: de onde saem as chamadas dos Testes de API.</w:t>
+      </w:r>
+    </w:p>
+    <w:p>
+      <w:pPr>
+        <w:spacing w:after="120"/>
+      </w:pPr>
+      <w:r>
+        <w:rPr>
+          <w:sz w:val="20"/>
+        </w:rPr>
+        <w:t>Navegador do usuário (padrão): as requisições são feitas pelo navegador de quem está usando o app, com o IP da pessoa — o mesmo que funciona no Postman. É o modo necessário para o HML, cujo WAF (CloudFront) bloqueia servidores em nuvem (Streamlit Cloud, n8n). Exige que a API aceite CORS a partir do app.</w:t>
+      </w:r>
+    </w:p>
+    <w:p>
+      <w:pPr>
+        <w:spacing w:after="120"/>
+      </w:pPr>
+      <w:r>
+        <w:rPr>
+          <w:sz w:val="20"/>
+        </w:rPr>
+        <w:t>Servidor do app: as requisições saem do Streamlit Cloud. Use para APIs sem bloqueio de origem ou que não permitam CORS.</w:t>
+      </w:r>
+    </w:p>
+    <w:p>
+      <w:pPr>
+        <w:spacing w:after="120"/>
+      </w:pPr>
+      <w:r>
+        <w:rPr>
+          <w:sz w:val="20"/>
+        </w:rPr>
+        <w:t>💡 A mudança vale para todos imediatamente; quem já estiver logado passa a usar o novo modo ao abrir uma nova sessão. Os usuários não escolhem o modo — só veem uma linha informativa na etapa de execução.</w:t>
       </w:r>
     </w:p>
     <w:p>

--- a/docs/Guia_Administrador.docx
+++ b/docs/Guia_Administrador.docx
@@ -2154,7 +2154,7 @@
           <w:sz w:val="20"/>
           <w:szCs w:val="20"/>
         </w:rPr>
-        <w:t>Na maioria das vezes é rate limit passageiro num provedor (ex.: Groq TPM) — o app já espera cerca de 62s e tenta cada lote de novo, até 3 vezes, antes de desistir de verdade. Se o erro persistir depois disso, aí sim vale investigar o provedor específico citado na mensagem de erro.</w:t>
+        <w:t>Na maioria das vezes é rate limit passageiro num provedor (ex.: Groq TPM) — o app já espera cerca de 62s e tenta cada lote de novo, até 3 vezes, antes de desistir de verdade. Se o erro persistir depois disso, aí sim vale investigar o provedor específico citado na mensagem de erro. Nos Testes de API, a mensagem de erro já lista o motivo de cada provedor (ex.: "Gemini: too many requests", "Mistral: 429") — quase sempre é cota por minuto/dia dos planos gratuitos; a solução definitiva é um plano pago em pelo menos um provedor (vale para todos os workflows).</w:t>
       </w:r>
     </w:p>
     <w:p>

--- a/docs/Guia_Administrador.docx
+++ b/docs/Guia_Administrador.docx
@@ -2154,7 +2154,7 @@
           <w:sz w:val="20"/>
           <w:szCs w:val="20"/>
         </w:rPr>
-        <w:t>Na maioria das vezes é rate limit passageiro num provedor (ex.: Groq TPM) — o app já espera cerca de 62s e tenta cada lote de novo, até 3 vezes, antes de desistir de verdade. Se o erro persistir depois disso, aí sim vale investigar o provedor específico citado na mensagem de erro. Nos Testes de API, a mensagem de erro já lista o motivo de cada provedor (ex.: "Gemini: too many requests", "Mistral: 429") — quase sempre é cota por minuto/dia dos planos gratuitos; a solução definitiva é um plano pago em pelo menos um provedor (vale para todos os workflows).</w:t>
+        <w:t>Na maioria das vezes é rate limit passageiro num provedor (ex.: Groq TPM) — entre lotes que deram certo o app espera só 5s; quando um lote falha, espera cerca de 62s (a janela do rate limit) e tenta o mesmo lote de novo, até 3 vezes, antes de desistir de verdade. Se o erro persistir depois disso, aí sim vale investigar o provedor específico citado na mensagem de erro. Nos Testes de API, a mensagem de erro já lista o motivo de cada provedor (ex.: "Gemini: too many requests", "Mistral: 429") — quase sempre é cota por minuto/dia dos planos gratuitos; a solução definitiva é um plano pago em pelo menos um provedor (vale para todos os workflows).</w:t>
       </w:r>
     </w:p>
     <w:p>

--- a/docs/Guia_Administrador.docx
+++ b/docs/Guia_Administrador.docx
@@ -2154,7 +2154,7 @@
           <w:sz w:val="20"/>
           <w:szCs w:val="20"/>
         </w:rPr>
-        <w:t>Na maioria das vezes é rate limit passageiro num provedor (ex.: Groq TPM) — entre lotes que deram certo o app espera só 5s; quando um lote falha, espera cerca de 62s (a janela do rate limit) e tenta o mesmo lote de novo, até 3 vezes, antes de desistir de verdade. Se o erro persistir depois disso, aí sim vale investigar o provedor específico citado na mensagem de erro. Nos Testes de API, a mensagem de erro já lista o motivo de cada provedor (ex.: "Gemini: too many requests", "Mistral: 429") — quase sempre é cota por minuto/dia dos planos gratuitos; a solução definitiva é um plano pago em pelo menos um provedor (vale para todos os workflows).</w:t>
+        <w:t>Na maioria das vezes é rate limit passageiro num provedor (ex.: Groq TPM) — o app já tenta de novo sozinho: quando uma chamada de IA falha (em qualquer área — análise do documento, imagens, Matriz/Casos/Planos, vínculos, textos do relatório, WIQL, manual ou testes de API), espera cerca de 62s (a janela do rate limit) e tenta a mesma chamada de novo, até 3 vezes, antes de desistir de verdade; entre lotes que deram certo espera só 5s. Se o erro persistir depois disso, aí sim vale investigar o provedor específico citado na mensagem de erro. Nos Testes de API, a mensagem de erro já lista o motivo de cada provedor (ex.: "Gemini: too many requests", "Mistral: 429") — quase sempre é cota por minuto/dia dos planos gratuitos; a solução definitiva é um plano pago em pelo menos um provedor (vale para todos os workflows).</w:t>
       </w:r>
     </w:p>
     <w:p>

--- a/docs/Guia_Administrador.docx
+++ b/docs/Guia_Administrador.docx
@@ -1138,7 +1138,7 @@
                 <w:sz w:val="18"/>
                 <w:szCs w:val="18"/>
               </w:rPr>
-              <w:t>Criar Bug (com System Info, Acceptance Criteria, Discussion e evidências em imagem)</w:t>
+              <w:t>Criar Bug (com System Info, Acceptance Criteria, Discussion e evidências em imagem) — também é a permissão que libera criar Bugs no Azure DevOps a partir da etapa Análise e Bugs dos Testes de API</w:t>
             </w:r>
           </w:p>
         </w:tc>
@@ -1216,7 +1216,7 @@
                 <w:b w:val="0"/>
                 <w:sz w:val="18"/>
               </w:rPr>
-              <w:t>Testes de API (executar collections do Postman / casos criados na tela e gerar evidências .md/.pdf/.zip)</w:t>
+              <w:t>Testes de API: gerar a bateria com IA a partir dos Work Items (ou importar do Postman / criar na tela), executar, ver a análise do resultado (o que é bug da API, bateria, perfil ou regra a confirmar, com quem falar) e gerar as evidências .md/.pdf/.zip</w:t>
             </w:r>
           </w:p>
         </w:tc>
@@ -1702,6 +1702,46 @@
           <w:sz w:val="20"/>
           <w:szCs w:val="20"/>
         </w:rPr>
+        <w:t>Criação de Bug a partir dos Testes de API (com o número de anexos).</w:t>
+      </w:r>
+    </w:p>
+    <w:p>
+      <w:pPr>
+        <w:pStyle w:val="ListParagraph"/>
+        <w:numPr>
+          <w:ilvl w:val="0"/>
+          <w:numId w:val="2"/>
+        </w:numPr>
+        <w:spacing w:after="70"/>
+      </w:pPr>
+      <w:r>
+        <w:rPr>
+          <w:b w:val="false"/>
+          <w:bCs w:val="false"/>
+          <w:color w:val="2D2D2D"/>
+          <w:sz w:val="20"/>
+          <w:szCs w:val="20"/>
+        </w:rPr>
+        <w:t>Correção da bateria de Testes de API pelas respostas reais.</w:t>
+      </w:r>
+    </w:p>
+    <w:p>
+      <w:pPr>
+        <w:pStyle w:val="ListParagraph"/>
+        <w:numPr>
+          <w:ilvl w:val="0"/>
+          <w:numId w:val="2"/>
+        </w:numPr>
+        <w:spacing w:after="70"/>
+      </w:pPr>
+      <w:r>
+        <w:rPr>
+          <w:b w:val="false"/>
+          <w:bCs w:val="false"/>
+          <w:color w:val="2D2D2D"/>
+          <w:sz w:val="20"/>
+          <w:szCs w:val="20"/>
+        </w:rPr>
         <w:t>Ação em Documentos Armazenados (salvar ou excluir).</w:t>
       </w:r>
     </w:p>
@@ -2184,6 +2224,35 @@
           <w:szCs w:val="20"/>
         </w:rPr>
         <w:t>Se o n8n estiver atrás de Nginx/Nginx Proxy Manager, aumente proxy_read_timeout, proxy_connect_timeout e proxy_send_timeout pra pelo menos 300s — sem isso, o proxy pode cortar a conexão antes do n8n terminar, mesmo quando a IA responderia a tempo (ver n8n_workflows/nginx_docker_timeout.md no repositório).</w:t>
+      </w:r>
+    </w:p>
+    <w:p>
+      <w:pPr>
+        <w:pStyle w:val="Heading2"/>
+        <w:spacing w:after="100" w:before="220"/>
+      </w:pPr>
+      <w:r>
+        <w:rPr>
+          <w:b/>
+          <w:bCs/>
+          <w:color w:val="2D2D2D"/>
+          <w:sz w:val="22"/>
+          <w:szCs w:val="22"/>
+        </w:rPr>
+        <w:t>Catálogos dos Testes de API (rotas e formatos)</w:t>
+      </w:r>
+    </w:p>
+    <w:p>
+      <w:pPr>
+        <w:spacing w:after="120"/>
+      </w:pPr>
+      <w:r>
+        <w:rPr>
+          <w:color w:val="2D2D2D"/>
+          <w:sz w:val="20"/>
+          <w:szCs w:val="20"/>
+        </w:rPr>
+        <w:t>Pra cada Base URL, o app guarda no banco (Turso, tabela app_config) dois catálogos compartilhados por todos: as rotas reais da API (chave api_rotas::&lt;host&gt;) e o formato real que ela usa — campos validados, caminhos das respostas, mensagens de erro (chave api_contratos::&lt;host&gt;). Os dois são aprendidos sozinhos a cada execução e vão pra geração com IA. Se a API mudar muito (nova versão), remova a chave correspondente no banco: o app reaprende na próxima execução. Criar Bugs a partir dos Testes de API usa a mesma permissão "Criar Bug".</w:t>
       </w:r>
     </w:p>
     <w:sectPr>
